--- a/History/chapters/41 - Half the World, All the Time - The Timelines This Book Almost Skipped.docx
+++ b/History/chapters/41 - Half the World, All the Time - The Timelines This Book Almost Skipped.docx
@@ -42,7 +42,7 @@
         <w:spacing w:after="200"/>
       </w:pPr>
       <w:r>
-        <w:t xml:space="preserve">Start with the plainest number in the whole list: how many humans there were. For most of this book, the answer was small and slow. It took until 1804, on most estimates, for the global population to reach one billion — a milestone that arrived only after every chapter from the Prologue through the fall of Napoleon had already happened. The second billion took until 1927, a mere hundred-plus years later. The third took until 1960. The fourth took fourteen years. By 2022 the count passed eight billion. Dolphin historians note that this book's own chapters get denser and faster toward the end for the same reason the population curve does: there were, quite simply, more humans available to have more history.</w:t>
+        <w:t xml:space="preserve">Start with the plainest number in the whole list: how many humans there were. For most of this book, the answer was small and slow. It took until 1804, on most estimates, for the global population to reach one billion — a milestone that arrived in the year Napoleon crowned himself emperor. The second billion took until 1927, a mere hundred-plus years later. The third took until 1960. The fourth took fourteen years. By 2022 the count passed eight billion. Dolphin historians note that this book's own chapters get denser and faster toward the end for the same reason the population curve does: there were, quite simply, more humans available to have more history.</w:t>
       </w:r>
     </w:p>
     <w:p>
@@ -62,7 +62,7 @@
         <w:spacing w:after="200"/>
       </w:pPr>
       <w:r>
-        <w:t xml:space="preserve">The second overlooked timeline is who, exactly, got to take part in the story this book has been telling. For most of the book's chapters, "citizen," "voter," and "person with legal standing" quietly meant men. New Zealand gave women the vote first among self-governing nations, in 1893. The United States managed it in 1920, after decades of suffragist organizing this book's civil rights chapter only partly covers. Most of the rest of the world followed across the twentieth century, at its own pace, and the line has not finished running yet.</w:t>
+        <w:t xml:space="preserve">The second overlooked timeline is who, exactly, got to take part in the story this book has been telling. For most of the book's chapters, “citizen,” “voter,” and “person with legal standing” quietly meant men. New Zealand gave women the vote first among self-governing nations, in 1893. The United States managed it in 1920, after decades of suffragist organizing this book's civil rights chapter only partly covers. Most of the rest of the world followed across the twentieth century, at its own pace, and the line has not finished running yet.</w:t>
       </w:r>
     </w:p>
     <w:p>
@@ -90,7 +90,7 @@
         <w:spacing w:after="200"/>
       </w:pPr>
       <w:r>
-        <w:t xml:space="preserve">A fourth and final timeline belongs to the numbers themselves. This book has mentioned, in passing, that ancient India gave the world the mathematical zero and that ancient Greece gave it geometry, but never paused on the throughline connecting them to the physics and computing chapters near this book's end. The 9th-century Baghdad mathematician al-Khwarizmi, whose name gives us the word algorithm, wrote the treatise that gave the West the word algebra. Isaac Newton and Gottfried Leibniz independently developed calculus in the 17th century, arguing bitterly for the rest of their lives over who got there first. Alan Turing's 1936 paper on computable numbers, written before any computer existed to run on, defined what a computer could and could not do in principle — a piece of pure mathematics that this book's own digital chapter turns out to depend on entirely.</w:t>
+        <w:t xml:space="preserve">A fourth and final timeline belongs to the numbers themselves. This book has mentioned, in passing, that ancient India gave the world the mathematical zero, but never paused on the throughline connecting them to the physics and computing chapters near this book's end. The 9th-century Baghdad mathematician al-Khwarizmi, whose name gives us the word algorithm, wrote the treatise that gave the West the word algebra. Isaac Newton and Gottfried Leibniz independently developed calculus in the 17th century, arguing bitterly for the rest of their lives over who got there first. Alan Turing's 1936 paper on computable numbers, written before any computer existed to run on, defined what a computer could and could not do in principle — a piece of pure mathematics that this book's own digital chapter turns out to depend on entirely.</w:t>
       </w:r>
     </w:p>
     <w:p>
